--- a/testakten/insolvenzverwaltung-nordlicht-handels-kiel/25_schlussverzeichnis.docx
+++ b/testakten/insolvenzverwaltung-nordlicht-handels-kiel/25_schlussverzeichnis.docx
@@ -3,11 +3,278 @@
 <w:document xmlns:wpc="http://schemas.microsoft.com/office/word/2010/wordprocessingCanvas" xmlns:mo="http://schemas.microsoft.com/office/mac/office/2008/main" xmlns:mc="http://schemas.openxmlformats.org/markup-compatibility/2006" xmlns:mv="urn:schemas-microsoft-com:mac:vml" xmlns:o="urn:schemas-microsoft-com:office:office" xmlns:r="http://schemas.openxmlformats.org/officeDocument/2006/relationships" xmlns:m="http://schemas.openxmlformats.org/officeDocument/2006/math" xmlns:v="urn:schemas-microsoft-com:vml" xmlns:wp14="http://schemas.microsoft.com/office/word/2010/wordprocessingDrawing" xmlns:wp="http://schemas.openxmlformats.org/drawingml/2006/wordprocessingDrawing" xmlns:w10="urn:schemas-microsoft-com:office:word" xmlns:w="http://schemas.openxmlformats.org/wordprocessingml/2006/main" xmlns:w14="http://schemas.microsoft.com/office/word/2010/wordml" xmlns:wpg="http://schemas.microsoft.com/office/word/2010/wordprocessingGroup" xmlns:wpi="http://schemas.microsoft.com/office/word/2010/wordprocessingInk" xmlns:wne="http://schemas.microsoft.com/office/word/2006/wordml" xmlns:wps="http://schemas.microsoft.com/office/word/2010/wordprocessingShape" mc:Ignorable="w14 wp14">
   <w:body>
     <w:p>
+      <w:pPr>
+        <w:pStyle w:val="Title"/>
+        <w:jc w:val="center"/>
+      </w:pPr>
+      <w:r>
+        <w:t>Schlussverzeichnis</w:t>
+      </w:r>
+    </w:p>
+    <w:p>
+      <w:pPr>
+        <w:jc w:val="center"/>
+      </w:pPr>
       <w:r>
         <w:rPr>
-          <w:sz w:val="18"/>
+          <w:b/>
         </w:rPr>
-        <w:t>Nordlicht Handels GmbH i.I. | Brinkmann Hartmann und Kollegen | Az. AG Kiel 10 IN 127/13</w:t>
+        <w:t>Nordlicht Handels GmbH – Stand 15. März 2024</w:t>
+      </w:r>
+    </w:p>
+    <w:tbl>
+      <w:tblPr>
+        <w:tblStyle w:val="TableGrid"/>
+        <w:tblW w:type="auto" w:w="0"/>
+        <w:jc w:val="center"/>
+        <w:tblLook w:firstColumn="1" w:firstRow="1" w:lastColumn="0" w:lastRow="0" w:noHBand="0" w:noVBand="1" w:val="04A0"/>
+      </w:tblPr>
+      <w:tblGrid>
+        <w:gridCol w:w="4872"/>
+        <w:gridCol w:w="4872"/>
+      </w:tblGrid>
+      <w:tr>
+        <w:tc>
+          <w:tcPr>
+            <w:tcW w:type="dxa" w:w="2835"/>
+            <w:shd w:fill="D9EAF7"/>
+          </w:tcPr>
+          <w:p>
+            <w:r>
+              <w:rPr>
+                <w:rFonts w:ascii="Times New Roman" w:hAnsi="Times New Roman"/>
+                <w:b/>
+                <w:sz w:val="20"/>
+              </w:rPr>
+              <w:t>Verfahrensangabe</w:t>
+            </w:r>
+          </w:p>
+        </w:tc>
+        <w:tc>
+          <w:tcPr>
+            <w:tcW w:type="dxa" w:w="6236"/>
+            <w:shd w:fill="D9EAF7"/>
+          </w:tcPr>
+          <w:p>
+            <w:r>
+              <w:rPr>
+                <w:rFonts w:ascii="Times New Roman" w:hAnsi="Times New Roman"/>
+                <w:b/>
+                <w:sz w:val="20"/>
+              </w:rPr>
+              <w:t>Wert</w:t>
+            </w:r>
+          </w:p>
+        </w:tc>
+      </w:tr>
+      <w:tr>
+        <w:tc>
+          <w:tcPr>
+            <w:tcW w:type="dxa" w:w="2835"/>
+            <w:vAlign w:val="top"/>
+          </w:tcPr>
+          <w:p>
+            <w:r>
+              <w:rPr>
+                <w:rFonts w:ascii="Times New Roman" w:hAnsi="Times New Roman"/>
+                <w:sz w:val="18"/>
+              </w:rPr>
+              <w:t>Insolvenzgericht</w:t>
+            </w:r>
+          </w:p>
+        </w:tc>
+        <w:tc>
+          <w:tcPr>
+            <w:tcW w:type="dxa" w:w="6236"/>
+            <w:vAlign w:val="top"/>
+          </w:tcPr>
+          <w:p>
+            <w:r>
+              <w:rPr>
+                <w:rFonts w:ascii="Times New Roman" w:hAnsi="Times New Roman"/>
+                <w:sz w:val="18"/>
+              </w:rPr>
+              <w:t>Amtsgericht Kiel</w:t>
+            </w:r>
+          </w:p>
+        </w:tc>
+      </w:tr>
+      <w:tr>
+        <w:tc>
+          <w:tcPr>
+            <w:tcW w:type="dxa" w:w="2835"/>
+            <w:vAlign w:val="top"/>
+          </w:tcPr>
+          <w:p>
+            <w:r>
+              <w:rPr>
+                <w:rFonts w:ascii="Times New Roman" w:hAnsi="Times New Roman"/>
+                <w:sz w:val="18"/>
+              </w:rPr>
+              <w:t>Aktenzeichen</w:t>
+            </w:r>
+          </w:p>
+        </w:tc>
+        <w:tc>
+          <w:tcPr>
+            <w:tcW w:type="dxa" w:w="6236"/>
+            <w:vAlign w:val="top"/>
+          </w:tcPr>
+          <w:p>
+            <w:r>
+              <w:rPr>
+                <w:rFonts w:ascii="Times New Roman" w:hAnsi="Times New Roman"/>
+                <w:sz w:val="18"/>
+              </w:rPr>
+              <w:t>10 IN 127/13</w:t>
+            </w:r>
+          </w:p>
+        </w:tc>
+      </w:tr>
+      <w:tr>
+        <w:tc>
+          <w:tcPr>
+            <w:tcW w:type="dxa" w:w="2835"/>
+            <w:vAlign w:val="top"/>
+          </w:tcPr>
+          <w:p>
+            <w:r>
+              <w:rPr>
+                <w:rFonts w:ascii="Times New Roman" w:hAnsi="Times New Roman"/>
+                <w:sz w:val="18"/>
+              </w:rPr>
+              <w:t>Schuldnerin</w:t>
+            </w:r>
+          </w:p>
+        </w:tc>
+        <w:tc>
+          <w:tcPr>
+            <w:tcW w:type="dxa" w:w="6236"/>
+            <w:vAlign w:val="top"/>
+          </w:tcPr>
+          <w:p>
+            <w:r>
+              <w:rPr>
+                <w:rFonts w:ascii="Times New Roman" w:hAnsi="Times New Roman"/>
+                <w:sz w:val="18"/>
+              </w:rPr>
+              <w:t>Nordlicht Handels GmbH</w:t>
+            </w:r>
+          </w:p>
+        </w:tc>
+      </w:tr>
+      <w:tr>
+        <w:tc>
+          <w:tcPr>
+            <w:tcW w:type="dxa" w:w="2835"/>
+            <w:vAlign w:val="top"/>
+          </w:tcPr>
+          <w:p>
+            <w:r>
+              <w:rPr>
+                <w:rFonts w:ascii="Times New Roman" w:hAnsi="Times New Roman"/>
+                <w:sz w:val="18"/>
+              </w:rPr>
+              <w:t>Insolvenzverwaltung</w:t>
+            </w:r>
+          </w:p>
+        </w:tc>
+        <w:tc>
+          <w:tcPr>
+            <w:tcW w:type="dxa" w:w="6236"/>
+            <w:vAlign w:val="top"/>
+          </w:tcPr>
+          <w:p>
+            <w:r>
+              <w:rPr>
+                <w:rFonts w:ascii="Times New Roman" w:hAnsi="Times New Roman"/>
+                <w:sz w:val="18"/>
+              </w:rPr>
+              <w:t>Dr. Jens-Peter Hartmann</w:t>
+            </w:r>
+          </w:p>
+        </w:tc>
+      </w:tr>
+      <w:tr>
+        <w:tc>
+          <w:tcPr>
+            <w:tcW w:type="dxa" w:w="2835"/>
+            <w:vAlign w:val="top"/>
+          </w:tcPr>
+          <w:p>
+            <w:r>
+              <w:rPr>
+                <w:rFonts w:ascii="Times New Roman" w:hAnsi="Times New Roman"/>
+                <w:sz w:val="18"/>
+              </w:rPr>
+              <w:t>Datum</w:t>
+            </w:r>
+          </w:p>
+        </w:tc>
+        <w:tc>
+          <w:tcPr>
+            <w:tcW w:type="dxa" w:w="6236"/>
+            <w:vAlign w:val="top"/>
+          </w:tcPr>
+          <w:p>
+            <w:r>
+              <w:rPr>
+                <w:rFonts w:ascii="Times New Roman" w:hAnsi="Times New Roman"/>
+                <w:sz w:val="18"/>
+              </w:rPr>
+              <w:t>15. März 2024</w:t>
+            </w:r>
+          </w:p>
+        </w:tc>
+      </w:tr>
+      <w:tr>
+        <w:tc>
+          <w:tcPr>
+            <w:tcW w:type="dxa" w:w="2835"/>
+            <w:vAlign w:val="top"/>
+          </w:tcPr>
+          <w:p>
+            <w:r>
+              <w:rPr>
+                <w:rFonts w:ascii="Times New Roman" w:hAnsi="Times New Roman"/>
+                <w:sz w:val="18"/>
+              </w:rPr>
+              <w:t>Gegenstand</w:t>
+            </w:r>
+          </w:p>
+        </w:tc>
+        <w:tc>
+          <w:tcPr>
+            <w:tcW w:type="dxa" w:w="6236"/>
+            <w:vAlign w:val="top"/>
+          </w:tcPr>
+          <w:p>
+            <w:r>
+              <w:rPr>
+                <w:rFonts w:ascii="Times New Roman" w:hAnsi="Times New Roman"/>
+                <w:sz w:val="18"/>
+              </w:rPr>
+              <w:t>Verzeichnis für die Schlussverteilung</w:t>
+            </w:r>
+          </w:p>
+        </w:tc>
+      </w:tr>
+    </w:tbl>
+    <w:p/>
+    <w:p>
+      <w:pPr>
+        <w:pStyle w:val="Heading1"/>
+      </w:pPr>
+      <w:r>
+        <w:t>1. Rechenbasis</w:t>
+      </w:r>
+    </w:p>
+    <w:p>
+      <w:pPr>
+        <w:spacing w:after="120"/>
+      </w:pPr>
+      <w:r>
+        <w:t>Die Teilungsmasse beträgt 120.462,00 EUR. Die festgestellten Forderungen nach § 38 InsO betragen 509.842,00 EUR. Die Quote wird ungerundet berechnet und erst beim einzelnen Auszahlungsbetrag auf Cent abgerundet.</w:t>
       </w:r>
     </w:p>
     <w:p>
@@ -15,140 +282,548 @@
         <w:pStyle w:val="Heading1"/>
       </w:pPr>
       <w:r>
-        <w:t>Schlussverzeichnis der Insolvenzgläubiger</w:t>
+        <w:t>2. Verzeichnis</w:t>
+      </w:r>
+    </w:p>
+    <w:tbl>
+      <w:tblPr>
+        <w:tblStyle w:val="TableGrid"/>
+        <w:tblW w:type="auto" w:w="0"/>
+        <w:jc w:val="center"/>
+        <w:tblLook w:firstColumn="1" w:firstRow="1" w:lastColumn="0" w:lastRow="0" w:noHBand="0" w:noVBand="1" w:val="04A0"/>
+      </w:tblPr>
+      <w:tblGrid>
+        <w:gridCol w:w="2436"/>
+        <w:gridCol w:w="2436"/>
+        <w:gridCol w:w="2436"/>
+        <w:gridCol w:w="2436"/>
+      </w:tblGrid>
+      <w:tr>
+        <w:tc>
+          <w:tcPr>
+            <w:tcW w:type="dxa" w:w="2436"/>
+            <w:shd w:fill="D9EAF7"/>
+          </w:tcPr>
+          <w:p>
+            <w:r>
+              <w:rPr>
+                <w:rFonts w:ascii="Times New Roman" w:hAnsi="Times New Roman"/>
+                <w:b/>
+                <w:sz w:val="20"/>
+              </w:rPr>
+              <w:t>Laufende Nummer und Gläubiger</w:t>
+            </w:r>
+          </w:p>
+        </w:tc>
+        <w:tc>
+          <w:tcPr>
+            <w:tcW w:type="dxa" w:w="2436"/>
+            <w:shd w:fill="D9EAF7"/>
+          </w:tcPr>
+          <w:p>
+            <w:r>
+              <w:rPr>
+                <w:rFonts w:ascii="Times New Roman" w:hAnsi="Times New Roman"/>
+                <w:b/>
+                <w:sz w:val="20"/>
+              </w:rPr>
+              <w:t>Forderung</w:t>
+            </w:r>
+          </w:p>
+        </w:tc>
+        <w:tc>
+          <w:tcPr>
+            <w:tcW w:type="dxa" w:w="2436"/>
+            <w:shd w:fill="D9EAF7"/>
+          </w:tcPr>
+          <w:p>
+            <w:r>
+              <w:rPr>
+                <w:rFonts w:ascii="Times New Roman" w:hAnsi="Times New Roman"/>
+                <w:b/>
+                <w:sz w:val="20"/>
+              </w:rPr>
+              <w:t>Auszahlung</w:t>
+            </w:r>
+          </w:p>
+        </w:tc>
+        <w:tc>
+          <w:tcPr>
+            <w:tcW w:type="dxa" w:w="2436"/>
+            <w:shd w:fill="D9EAF7"/>
+          </w:tcPr>
+          <w:p>
+            <w:r>
+              <w:rPr>
+                <w:rFonts w:ascii="Times New Roman" w:hAnsi="Times New Roman"/>
+                <w:b/>
+                <w:sz w:val="20"/>
+              </w:rPr>
+              <w:t>Status</w:t>
+            </w:r>
+          </w:p>
+        </w:tc>
+      </w:tr>
+      <w:tr>
+        <w:tc>
+          <w:tcPr>
+            <w:tcW w:type="dxa" w:w="2436"/>
+            <w:vAlign w:val="top"/>
+          </w:tcPr>
+          <w:p>
+            <w:r>
+              <w:rPr>
+                <w:rFonts w:ascii="Times New Roman" w:hAnsi="Times New Roman"/>
+                <w:sz w:val="18"/>
+              </w:rPr>
+              <w:t>1. Kieler Volksbank eG</w:t>
+            </w:r>
+          </w:p>
+        </w:tc>
+        <w:tc>
+          <w:tcPr>
+            <w:tcW w:type="dxa" w:w="2436"/>
+            <w:vAlign w:val="top"/>
+          </w:tcPr>
+          <w:p>
+            <w:r>
+              <w:rPr>
+                <w:rFonts w:ascii="Times New Roman" w:hAnsi="Times New Roman"/>
+                <w:sz w:val="18"/>
+              </w:rPr>
+              <w:t>214.302,00 EUR</w:t>
+            </w:r>
+          </w:p>
+        </w:tc>
+        <w:tc>
+          <w:tcPr>
+            <w:tcW w:type="dxa" w:w="2436"/>
+            <w:vAlign w:val="top"/>
+          </w:tcPr>
+          <w:p>
+            <w:r>
+              <w:rPr>
+                <w:rFonts w:ascii="Times New Roman" w:hAnsi="Times New Roman"/>
+                <w:sz w:val="18"/>
+              </w:rPr>
+              <w:t>50.633,82 EUR</w:t>
+            </w:r>
+          </w:p>
+        </w:tc>
+        <w:tc>
+          <w:tcPr>
+            <w:tcW w:type="dxa" w:w="2436"/>
+            <w:vAlign w:val="top"/>
+          </w:tcPr>
+          <w:p>
+            <w:r>
+              <w:rPr>
+                <w:rFonts w:ascii="Times New Roman" w:hAnsi="Times New Roman"/>
+                <w:sz w:val="18"/>
+              </w:rPr>
+              <w:t>festgestellt; zahlbar nach Freigabe</w:t>
+            </w:r>
+          </w:p>
+        </w:tc>
+      </w:tr>
+      <w:tr>
+        <w:tc>
+          <w:tcPr>
+            <w:tcW w:type="dxa" w:w="2436"/>
+            <w:vAlign w:val="top"/>
+          </w:tcPr>
+          <w:p>
+            <w:r>
+              <w:rPr>
+                <w:rFonts w:ascii="Times New Roman" w:hAnsi="Times New Roman"/>
+                <w:sz w:val="18"/>
+              </w:rPr>
+              <w:t>2. Fashion Forward KG</w:t>
+            </w:r>
+          </w:p>
+        </w:tc>
+        <w:tc>
+          <w:tcPr>
+            <w:tcW w:type="dxa" w:w="2436"/>
+            <w:vAlign w:val="top"/>
+          </w:tcPr>
+          <w:p>
+            <w:r>
+              <w:rPr>
+                <w:rFonts w:ascii="Times New Roman" w:hAnsi="Times New Roman"/>
+                <w:sz w:val="18"/>
+              </w:rPr>
+              <w:t>23.960,00 EUR</w:t>
+            </w:r>
+          </w:p>
+        </w:tc>
+        <w:tc>
+          <w:tcPr>
+            <w:tcW w:type="dxa" w:w="2436"/>
+            <w:vAlign w:val="top"/>
+          </w:tcPr>
+          <w:p>
+            <w:r>
+              <w:rPr>
+                <w:rFonts w:ascii="Times New Roman" w:hAnsi="Times New Roman"/>
+                <w:sz w:val="18"/>
+              </w:rPr>
+              <w:t>5.661,11 EUR</w:t>
+            </w:r>
+          </w:p>
+        </w:tc>
+        <w:tc>
+          <w:tcPr>
+            <w:tcW w:type="dxa" w:w="2436"/>
+            <w:vAlign w:val="top"/>
+          </w:tcPr>
+          <w:p>
+            <w:r>
+              <w:rPr>
+                <w:rFonts w:ascii="Times New Roman" w:hAnsi="Times New Roman"/>
+                <w:sz w:val="18"/>
+              </w:rPr>
+              <w:t>festgestellt; zahlbar nach Freigabe</w:t>
+            </w:r>
+          </w:p>
+        </w:tc>
+      </w:tr>
+      <w:tr>
+        <w:tc>
+          <w:tcPr>
+            <w:tcW w:type="dxa" w:w="2436"/>
+            <w:vAlign w:val="top"/>
+          </w:tcPr>
+          <w:p>
+            <w:r>
+              <w:rPr>
+                <w:rFonts w:ascii="Times New Roman" w:hAnsi="Times New Roman"/>
+                <w:sz w:val="18"/>
+              </w:rPr>
+              <w:t>3. DAK-Gesundheit</w:t>
+            </w:r>
+          </w:p>
+        </w:tc>
+        <w:tc>
+          <w:tcPr>
+            <w:tcW w:type="dxa" w:w="2436"/>
+            <w:vAlign w:val="top"/>
+          </w:tcPr>
+          <w:p>
+            <w:r>
+              <w:rPr>
+                <w:rFonts w:ascii="Times New Roman" w:hAnsi="Times New Roman"/>
+                <w:sz w:val="18"/>
+              </w:rPr>
+              <w:t>12.320,00 EUR</w:t>
+            </w:r>
+          </w:p>
+        </w:tc>
+        <w:tc>
+          <w:tcPr>
+            <w:tcW w:type="dxa" w:w="2436"/>
+            <w:vAlign w:val="top"/>
+          </w:tcPr>
+          <w:p>
+            <w:r>
+              <w:rPr>
+                <w:rFonts w:ascii="Times New Roman" w:hAnsi="Times New Roman"/>
+                <w:sz w:val="18"/>
+              </w:rPr>
+              <w:t>2.910,89 EUR</w:t>
+            </w:r>
+          </w:p>
+        </w:tc>
+        <w:tc>
+          <w:tcPr>
+            <w:tcW w:type="dxa" w:w="2436"/>
+            <w:vAlign w:val="top"/>
+          </w:tcPr>
+          <w:p>
+            <w:r>
+              <w:rPr>
+                <w:rFonts w:ascii="Times New Roman" w:hAnsi="Times New Roman"/>
+                <w:sz w:val="18"/>
+              </w:rPr>
+              <w:t>festgestellt; zahlbar nach Freigabe</w:t>
+            </w:r>
+          </w:p>
+        </w:tc>
+      </w:tr>
+      <w:tr>
+        <w:tc>
+          <w:tcPr>
+            <w:tcW w:type="dxa" w:w="2436"/>
+            <w:vAlign w:val="top"/>
+          </w:tcPr>
+          <w:p>
+            <w:r>
+              <w:rPr>
+                <w:rFonts w:ascii="Times New Roman" w:hAnsi="Times New Roman"/>
+                <w:sz w:val="18"/>
+              </w:rPr>
+              <w:t>4. IKK Nord</w:t>
+            </w:r>
+          </w:p>
+        </w:tc>
+        <w:tc>
+          <w:tcPr>
+            <w:tcW w:type="dxa" w:w="2436"/>
+            <w:vAlign w:val="top"/>
+          </w:tcPr>
+          <w:p>
+            <w:r>
+              <w:rPr>
+                <w:rFonts w:ascii="Times New Roman" w:hAnsi="Times New Roman"/>
+                <w:sz w:val="18"/>
+              </w:rPr>
+              <w:t>9.610,00 EUR</w:t>
+            </w:r>
+          </w:p>
+        </w:tc>
+        <w:tc>
+          <w:tcPr>
+            <w:tcW w:type="dxa" w:w="2436"/>
+            <w:vAlign w:val="top"/>
+          </w:tcPr>
+          <w:p>
+            <w:r>
+              <w:rPr>
+                <w:rFonts w:ascii="Times New Roman" w:hAnsi="Times New Roman"/>
+                <w:sz w:val="18"/>
+              </w:rPr>
+              <w:t>2.270,58 EUR</w:t>
+            </w:r>
+          </w:p>
+        </w:tc>
+        <w:tc>
+          <w:tcPr>
+            <w:tcW w:type="dxa" w:w="2436"/>
+            <w:vAlign w:val="top"/>
+          </w:tcPr>
+          <w:p>
+            <w:r>
+              <w:rPr>
+                <w:rFonts w:ascii="Times New Roman" w:hAnsi="Times New Roman"/>
+                <w:sz w:val="18"/>
+              </w:rPr>
+              <w:t>festgestellt; zahlbar nach Freigabe</w:t>
+            </w:r>
+          </w:p>
+        </w:tc>
+      </w:tr>
+      <w:tr>
+        <w:tc>
+          <w:tcPr>
+            <w:tcW w:type="dxa" w:w="2436"/>
+            <w:vAlign w:val="top"/>
+          </w:tcPr>
+          <w:p>
+            <w:r>
+              <w:rPr>
+                <w:rFonts w:ascii="Times New Roman" w:hAnsi="Times New Roman"/>
+                <w:sz w:val="18"/>
+              </w:rPr>
+              <w:t>5. Bundesagentur für Arbeit</w:t>
+            </w:r>
+          </w:p>
+        </w:tc>
+        <w:tc>
+          <w:tcPr>
+            <w:tcW w:type="dxa" w:w="2436"/>
+            <w:vAlign w:val="top"/>
+          </w:tcPr>
+          <w:p>
+            <w:r>
+              <w:rPr>
+                <w:rFonts w:ascii="Times New Roman" w:hAnsi="Times New Roman"/>
+                <w:sz w:val="18"/>
+              </w:rPr>
+              <w:t>84.220,00 EUR</w:t>
+            </w:r>
+          </w:p>
+        </w:tc>
+        <w:tc>
+          <w:tcPr>
+            <w:tcW w:type="dxa" w:w="2436"/>
+            <w:vAlign w:val="top"/>
+          </w:tcPr>
+          <w:p>
+            <w:r>
+              <w:rPr>
+                <w:rFonts w:ascii="Times New Roman" w:hAnsi="Times New Roman"/>
+                <w:sz w:val="18"/>
+              </w:rPr>
+              <w:t>19.898,93 EUR</w:t>
+            </w:r>
+          </w:p>
+        </w:tc>
+        <w:tc>
+          <w:tcPr>
+            <w:tcW w:type="dxa" w:w="2436"/>
+            <w:vAlign w:val="top"/>
+          </w:tcPr>
+          <w:p>
+            <w:r>
+              <w:rPr>
+                <w:rFonts w:ascii="Times New Roman" w:hAnsi="Times New Roman"/>
+                <w:sz w:val="18"/>
+              </w:rPr>
+              <w:t>festgestellt; zahlbar nach Freigabe</w:t>
+            </w:r>
+          </w:p>
+        </w:tc>
+      </w:tr>
+      <w:tr>
+        <w:tc>
+          <w:tcPr>
+            <w:tcW w:type="dxa" w:w="2436"/>
+            <w:vAlign w:val="top"/>
+          </w:tcPr>
+          <w:p>
+            <w:r>
+              <w:rPr>
+                <w:rFonts w:ascii="Times New Roman" w:hAnsi="Times New Roman"/>
+                <w:sz w:val="18"/>
+              </w:rPr>
+              <w:t>6. Übrige Lieferanten und sonstige Gläubiger</w:t>
+            </w:r>
+          </w:p>
+        </w:tc>
+        <w:tc>
+          <w:tcPr>
+            <w:tcW w:type="dxa" w:w="2436"/>
+            <w:vAlign w:val="top"/>
+          </w:tcPr>
+          <w:p>
+            <w:r>
+              <w:rPr>
+                <w:rFonts w:ascii="Times New Roman" w:hAnsi="Times New Roman"/>
+                <w:sz w:val="18"/>
+              </w:rPr>
+              <w:t>165.430,00 EUR</w:t>
+            </w:r>
+          </w:p>
+        </w:tc>
+        <w:tc>
+          <w:tcPr>
+            <w:tcW w:type="dxa" w:w="2436"/>
+            <w:vAlign w:val="top"/>
+          </w:tcPr>
+          <w:p>
+            <w:r>
+              <w:rPr>
+                <w:rFonts w:ascii="Times New Roman" w:hAnsi="Times New Roman"/>
+                <w:sz w:val="18"/>
+              </w:rPr>
+              <w:t>39.086,67 EUR</w:t>
+            </w:r>
+          </w:p>
+        </w:tc>
+        <w:tc>
+          <w:tcPr>
+            <w:tcW w:type="dxa" w:w="2436"/>
+            <w:vAlign w:val="top"/>
+          </w:tcPr>
+          <w:p>
+            <w:r>
+              <w:rPr>
+                <w:rFonts w:ascii="Times New Roman" w:hAnsi="Times New Roman"/>
+                <w:sz w:val="18"/>
+              </w:rPr>
+              <w:t>festgestellt; zahlbar nach Freigabe</w:t>
+            </w:r>
+          </w:p>
+        </w:tc>
+      </w:tr>
+      <w:tr>
+        <w:tc>
+          <w:tcPr>
+            <w:tcW w:type="dxa" w:w="2436"/>
+            <w:vAlign w:val="top"/>
+          </w:tcPr>
+          <w:p>
+            <w:r>
+              <w:rPr>
+                <w:rFonts w:ascii="Times New Roman" w:hAnsi="Times New Roman"/>
+                <w:sz w:val="18"/>
+              </w:rPr>
+              <w:t>Summe</w:t>
+            </w:r>
+          </w:p>
+        </w:tc>
+        <w:tc>
+          <w:tcPr>
+            <w:tcW w:type="dxa" w:w="2436"/>
+            <w:vAlign w:val="top"/>
+          </w:tcPr>
+          <w:p>
+            <w:r>
+              <w:rPr>
+                <w:rFonts w:ascii="Times New Roman" w:hAnsi="Times New Roman"/>
+                <w:sz w:val="18"/>
+              </w:rPr>
+              <w:t>509.842,00 EUR</w:t>
+            </w:r>
+          </w:p>
+        </w:tc>
+        <w:tc>
+          <w:tcPr>
+            <w:tcW w:type="dxa" w:w="2436"/>
+            <w:vAlign w:val="top"/>
+          </w:tcPr>
+          <w:p>
+            <w:r>
+              <w:rPr>
+                <w:rFonts w:ascii="Times New Roman" w:hAnsi="Times New Roman"/>
+                <w:sz w:val="18"/>
+              </w:rPr>
+              <w:t>120.462,00 EUR</w:t>
+            </w:r>
+          </w:p>
+        </w:tc>
+        <w:tc>
+          <w:tcPr>
+            <w:tcW w:type="dxa" w:w="2436"/>
+            <w:vAlign w:val="top"/>
+          </w:tcPr>
+          <w:p>
+            <w:r>
+              <w:rPr>
+                <w:rFonts w:ascii="Times New Roman" w:hAnsi="Times New Roman"/>
+                <w:sz w:val="18"/>
+              </w:rPr>
+              <w:t>Kontrollsumme stimmt</w:t>
+            </w:r>
+          </w:p>
+        </w:tc>
+      </w:tr>
+    </w:tbl>
+    <w:p/>
+    <w:p>
+      <w:pPr>
+        <w:pStyle w:val="Heading1"/>
+      </w:pPr>
+      <w:r>
+        <w:t>3. Ausgeschlossene und gesondert geführte Positionen</w:t>
       </w:r>
     </w:p>
     <w:p>
+      <w:pPr>
+        <w:spacing w:after="120"/>
+      </w:pPr>
       <w:r>
-        <w:t>Das Schlussverzeichnis weist alle festgestellten Forderungen mit Quotenberechnung aus.</w:t>
-      </w:r>
-    </w:p>
-    <w:p>
-      <w:r>
-        <w:t>Kieler Volksbank eG: Forderung 248.500,00 EUR, Quote 13,5 %, Auszahlung 33.547,50 EUR.</w:t>
-      </w:r>
-    </w:p>
-    <w:p>
-      <w:r>
-        <w:t>Fashion Forward KG: Forderung 42.380,00 EUR, Quote 13,5 %, Auszahlung 5.721,30 EUR.</w:t>
-      </w:r>
-    </w:p>
-    <w:p>
-      <w:r>
-        <w:t>DAK-Gesundheit: Forderung 14.540,00 EUR (nach Vergleich), Quote 13,5 %, Auszahlung 1.962,90 EUR.</w:t>
-      </w:r>
-    </w:p>
-    <w:p>
-      <w:r>
-        <w:t>IKK Nord: Forderung 10.350,00 EUR (nach Vergleich), Quote 13,5 %, Auszahlung 1.397,25 EUR.</w:t>
-      </w:r>
-    </w:p>
-    <w:p>
-      <w:r>
-        <w:t>Diverse Warenlieferanten: Forderungen zwischen 1.200,00 EUR und 34.200,00 EUR, jeweils Quote 13,5 %.</w:t>
-      </w:r>
-    </w:p>
-    <w:p/>
-    <w:p>
-      <w:r>
-        <w:t>Dr. Jens-Peter Hartmann, Kiel, 20.03.2024</w:t>
+        <w:t>Vollständig bestrittene Forderungen ohne fristgerechten Nachweis werden nicht in die Verteilungsbasis eingestellt. Ein nachrangiger Anspruch würde erst nach vollständiger Befriedigung der Forderungen nach § 38 InsO berücksichtigt. Nach der Aktenprüfung liegt keine solche Auszahlungsvoraussetzung vor.</w:t>
       </w:r>
     </w:p>
     <w:sectPr>
-      <w:headerReference w:type="default" r:id="rId9"/>
-      <w:footerReference w:type="default" r:id="rId10"/>
       <w:pgSz w:w="12240" w:h="15840"/>
-      <w:pgMar w:top="1440" w:right="1800" w:bottom="1440" w:left="1800" w:header="680" w:footer="567" w:gutter="0"/>
+      <w:pgMar w:top="1191" w:right="1191" w:bottom="1134" w:left="1304" w:header="720" w:footer="720" w:gutter="0"/>
       <w:cols w:space="720"/>
       <w:docGrid w:linePitch="360"/>
     </w:sectPr>
   </w:body>
 </w:document>
-</file>
-
-<file path=word/footer1.xml><?xml version="1.0" encoding="utf-8"?>
-<w:ftr xmlns:m="http://schemas.openxmlformats.org/officeDocument/2006/math" xmlns:mc="http://schemas.openxmlformats.org/markup-compatibility/2006" xmlns:mo="http://schemas.microsoft.com/office/mac/office/2008/main" xmlns:mv="urn:schemas-microsoft-com:mac:vml" xmlns:o="urn:schemas-microsoft-com:office:office" xmlns:r="http://schemas.openxmlformats.org/officeDocument/2006/relationships" xmlns:v="urn:schemas-microsoft-com:vml" xmlns:w10="urn:schemas-microsoft-com:office:word" xmlns:w14="http://schemas.microsoft.com/office/word/2010/wordml" xmlns:w="http://schemas.openxmlformats.org/wordprocessingml/2006/main" xmlns:wne="http://schemas.microsoft.com/office/word/2006/wordml" xmlns:wp14="http://schemas.microsoft.com/office/word/2010/wordprocessingDrawing" xmlns:wp="http://schemas.openxmlformats.org/drawingml/2006/wordprocessingDrawing" xmlns:wpc="http://schemas.microsoft.com/office/word/2010/wordprocessingCanvas" xmlns:wpg="http://schemas.microsoft.com/office/word/2010/wordprocessingGroup" xmlns:wpi="http://schemas.microsoft.com/office/word/2010/wordprocessingInk" xmlns:wps="http://schemas.microsoft.com/office/word/2010/wordprocessingShape" mc:Ignorable="w14 wp14">
-  <w:p>
-    <w:pPr>
-      <w:pStyle w:val="Footer"/>
-      <w:tabs>
-        <w:tab w:pos="9071" w:val="right"/>
-      </w:tabs>
-      <w:jc w:val="left"/>
-    </w:pPr>
-    <w:r>
-      <w:rPr>
-        <w:rFonts w:ascii="Times New Roman" w:hAnsi="Times New Roman"/>
-        <w:color w:val="6B6B66"/>
-        <w:sz w:val="16"/>
-      </w:rPr>
-    </w:r>
-    <w:r>
-      <w:rPr>
-        <w:rFonts w:ascii="Times New Roman" w:hAnsi="Times New Roman"/>
-        <w:color w:val="6B6B66"/>
-        <w:sz w:val="16"/>
-      </w:rPr>
-      <w:t>Nordlicht Handels GmbH</w:t>
-    </w:r>
-    <w:r>
-      <w:rPr>
-        <w:rFonts w:ascii="Times New Roman" w:hAnsi="Times New Roman"/>
-        <w:color w:val="6B6B66"/>
-        <w:sz w:val="16"/>
-      </w:rPr>
-      <w:tab/>
-      <w:t xml:space="preserve">Seite </w:t>
-    </w:r>
-    <w:r>
-      <w:rPr>
-        <w:rFonts w:ascii="Times New Roman" w:hAnsi="Times New Roman"/>
-        <w:color w:val="6B6B66"/>
-        <w:sz w:val="16"/>
-      </w:rPr>
-      <w:fldChar w:fldCharType="begin"/>
-      <w:instrText xml:space="preserve"> PAGE </w:instrText>
-      <w:fldChar w:fldCharType="end"/>
-    </w:r>
-  </w:p>
-</w:ftr>
-</file>
-
-<file path=word/header1.xml><?xml version="1.0" encoding="utf-8"?>
-<w:hdr xmlns:m="http://schemas.openxmlformats.org/officeDocument/2006/math" xmlns:mc="http://schemas.openxmlformats.org/markup-compatibility/2006" xmlns:mo="http://schemas.microsoft.com/office/mac/office/2008/main" xmlns:mv="urn:schemas-microsoft-com:mac:vml" xmlns:o="urn:schemas-microsoft-com:office:office" xmlns:r="http://schemas.openxmlformats.org/officeDocument/2006/relationships" xmlns:v="urn:schemas-microsoft-com:vml" xmlns:w10="urn:schemas-microsoft-com:office:word" xmlns:w14="http://schemas.microsoft.com/office/word/2010/wordml" xmlns:w="http://schemas.openxmlformats.org/wordprocessingml/2006/main" xmlns:wne="http://schemas.microsoft.com/office/word/2006/wordml" xmlns:wp14="http://schemas.microsoft.com/office/word/2010/wordprocessingDrawing" xmlns:wp="http://schemas.openxmlformats.org/drawingml/2006/wordprocessingDrawing" xmlns:wpc="http://schemas.microsoft.com/office/word/2010/wordprocessingCanvas" xmlns:wpg="http://schemas.microsoft.com/office/word/2010/wordprocessingGroup" xmlns:wpi="http://schemas.microsoft.com/office/word/2010/wordprocessingInk" xmlns:wps="http://schemas.microsoft.com/office/word/2010/wordprocessingShape" mc:Ignorable="w14 wp14">
-  <w:p>
-    <w:pPr>
-      <w:pStyle w:val="Header"/>
-      <w:jc w:val="left"/>
-    </w:pPr>
-    <w:r/>
-    <w:r>
-      <w:rPr>
-        <w:rFonts w:ascii="Times New Roman" w:hAnsi="Times New Roman"/>
-        <w:b/>
-        <w:color w:val="7B2D3B"/>
-        <w:sz w:val="24"/>
-      </w:rPr>
-      <w:t>Nordlicht Handels GmbH</w:t>
-    </w:r>
-  </w:p>
-  <w:p>
-    <w:pPr>
-      <w:jc w:val="left"/>
-      <w:pBdr>
-        <w:bottom w:val="single" w:sz="6" w:space="2" w:color="7B2D3B"/>
-      </w:pBdr>
-    </w:pPr>
-    <w:r>
-      <w:rPr>
-        <w:rFonts w:ascii="Times New Roman" w:hAnsi="Times New Roman"/>
-        <w:color w:val="6B6B66"/>
-        <w:sz w:val="16"/>
-      </w:rPr>
-      <w:t>Unternehmen · Az. AG Kiel 10 IN 127/13</w:t>
-    </w:r>
-  </w:p>
-</w:hdr>
 </file>
 
 <file path=word/numbering.xml><?xml version="1.0" encoding="utf-8"?>
@@ -515,7 +1190,7 @@
     <w:qFormat/>
     <w:rsid w:val="00FC693F"/>
     <w:rPr>
-      <w:rFonts w:ascii="Calibri" w:hAnsi="Calibri"/>
+      <w:rFonts w:ascii="Times New Roman" w:hAnsi="Times New Roman" w:eastAsia="Times New Roman"/>
       <w:sz w:val="22"/>
     </w:rPr>
   </w:style>
@@ -578,10 +1253,9 @@
       <w:outlineLvl w:val="0"/>
     </w:pPr>
     <w:rPr>
-      <w:rFonts w:asciiTheme="majorHAnsi" w:eastAsiaTheme="majorEastAsia" w:hAnsiTheme="majorHAnsi" w:cstheme="majorBidi"/>
+      <w:rFonts w:asciiTheme="majorHAnsi" w:eastAsiaTheme="majorEastAsia" w:hAnsiTheme="majorHAnsi" w:cstheme="majorBidi" w:ascii="Times New Roman" w:hAnsi="Times New Roman" w:eastAsia="Times New Roman"/>
       <w:b/>
       <w:bCs/>
-      <w:color w:val="365F91" w:themeColor="accent1" w:themeShade="BF"/>
       <w:sz w:val="28"/>
       <w:szCs w:val="28"/>
     </w:rPr>
@@ -602,11 +1276,10 @@
       <w:outlineLvl w:val="1"/>
     </w:pPr>
     <w:rPr>
-      <w:rFonts w:asciiTheme="majorHAnsi" w:eastAsiaTheme="majorEastAsia" w:hAnsiTheme="majorHAnsi" w:cstheme="majorBidi"/>
+      <w:rFonts w:asciiTheme="majorHAnsi" w:eastAsiaTheme="majorEastAsia" w:hAnsiTheme="majorHAnsi" w:cstheme="majorBidi" w:ascii="Times New Roman" w:hAnsi="Times New Roman" w:eastAsia="Times New Roman"/>
       <w:b/>
       <w:bCs/>
-      <w:color w:val="4F81BD" w:themeColor="accent1"/>
-      <w:sz w:val="26"/>
+      <w:sz w:val="24"/>
       <w:szCs w:val="26"/>
     </w:rPr>
   </w:style>
@@ -626,10 +1299,10 @@
       <w:outlineLvl w:val="2"/>
     </w:pPr>
     <w:rPr>
-      <w:rFonts w:asciiTheme="majorHAnsi" w:eastAsiaTheme="majorEastAsia" w:hAnsiTheme="majorHAnsi" w:cstheme="majorBidi"/>
+      <w:rFonts w:asciiTheme="majorHAnsi" w:eastAsiaTheme="majorEastAsia" w:hAnsiTheme="majorHAnsi" w:cstheme="majorBidi" w:ascii="Times New Roman" w:hAnsi="Times New Roman" w:eastAsia="Times New Roman"/>
       <w:b/>
       <w:bCs/>
-      <w:color w:val="4F81BD" w:themeColor="accent1"/>
+      <w:sz w:val="22"/>
     </w:rPr>
   </w:style>
   <w:style w:type="paragraph" w:styleId="Heading4">
@@ -867,11 +1540,11 @@
       <w:contextualSpacing/>
     </w:pPr>
     <w:rPr>
-      <w:rFonts w:asciiTheme="majorHAnsi" w:eastAsiaTheme="majorEastAsia" w:hAnsiTheme="majorHAnsi" w:cstheme="majorBidi"/>
-      <w:color w:val="17365D" w:themeColor="text2" w:themeShade="BF"/>
+      <w:rFonts w:asciiTheme="majorHAnsi" w:eastAsiaTheme="majorEastAsia" w:hAnsiTheme="majorHAnsi" w:cstheme="majorBidi" w:ascii="Times New Roman" w:hAnsi="Times New Roman" w:eastAsia="Times New Roman"/>
+      <w:b/>
       <w:spacing w:val="5"/>
       <w:kern w:val="28"/>
-      <w:sz w:val="52"/>
+      <w:sz w:val="32"/>
       <w:szCs w:val="52"/>
     </w:rPr>
   </w:style>
